--- a/w00/Spring2026-Syllabus.docx
+++ b/w00/Spring2026-Syllabus.docx
@@ -60,33 +60,15 @@
     </w:p>
     <w:p>
       <w:pPr>
+        <w:pStyle w:val="NoSpacing"/>
         <w:jc w:val="center"/>
         <w:rPr>
           <w:b/>
           <w:bCs/>
-          <w:sz w:val="28"/>
-          <w:szCs w:val="28"/>
-        </w:rPr>
-      </w:pPr>
-      <w:r>
-        <w:rPr>
-          <w:b/>
-          <w:bCs/>
-          <w:sz w:val="28"/>
-          <w:szCs w:val="28"/>
-        </w:rPr>
-        <w:t xml:space="preserve"> </w:t>
-      </w:r>
-      <w:r>
-        <w:rPr>
-          <w:b/>
-          <w:bCs/>
-          <w:color w:val="C0504D" w:themeColor="accent2"/>
-          <w:sz w:val="28"/>
-          <w:szCs w:val="28"/>
-        </w:rPr>
-        <w:t>In-person Section</w:t>
-      </w:r>
+          <w:sz w:val="24"/>
+          <w:szCs w:val="24"/>
+        </w:rPr>
+      </w:pPr>
     </w:p>
     <w:p>
       <w:pPr>
@@ -696,7 +678,7 @@
           <w:sz w:val="24"/>
           <w:szCs w:val="24"/>
         </w:rPr>
-        <w:t>, 7th edition Wackerly, Mendenhall</w:t>
+        <w:t>, 7th edition</w:t>
       </w:r>
       <w:r>
         <w:rPr>
@@ -710,6 +692,20 @@
           <w:sz w:val="24"/>
           <w:szCs w:val="24"/>
         </w:rPr>
+        <w:t xml:space="preserve"> Wackerly, Mendenhall</w:t>
+      </w:r>
+      <w:r>
+        <w:rPr>
+          <w:sz w:val="24"/>
+          <w:szCs w:val="24"/>
+        </w:rPr>
+        <w:t>,</w:t>
+      </w:r>
+      <w:r>
+        <w:rPr>
+          <w:sz w:val="24"/>
+          <w:szCs w:val="24"/>
+        </w:rPr>
         <w:t xml:space="preserve"> and </w:t>
       </w:r>
       <w:proofErr w:type="spellStart"/>
@@ -727,57 +723,6 @@
           <w:szCs w:val="24"/>
         </w:rPr>
         <w:t>.</w:t>
-      </w:r>
-    </w:p>
-    <w:p>
-      <w:pPr>
-        <w:jc w:val="center"/>
-        <w:rPr>
-          <w:sz w:val="24"/>
-          <w:szCs w:val="24"/>
-        </w:rPr>
-      </w:pPr>
-      <w:r>
-        <w:rPr>
-          <w:noProof/>
-          <w:sz w:val="24"/>
-          <w:szCs w:val="24"/>
-        </w:rPr>
-        <w:drawing>
-          <wp:inline distT="0" distB="0" distL="0" distR="0" wp14:anchorId="46F0E543" wp14:editId="661B90A6">
-            <wp:extent cx="1467334" cy="1830882"/>
-            <wp:effectExtent l="0" t="0" r="6350" b="0"/>
-            <wp:docPr id="1" name="Picture 1" descr="A picture containing text, stationary, envelope, businesscard&#10;&#10;Description automatically generated"/>
-            <wp:cNvGraphicFramePr>
-              <a:graphicFrameLocks xmlns:a="http://schemas.openxmlformats.org/drawingml/2006/main" noChangeAspect="1"/>
-            </wp:cNvGraphicFramePr>
-            <a:graphic xmlns:a="http://schemas.openxmlformats.org/drawingml/2006/main">
-              <a:graphicData uri="http://schemas.openxmlformats.org/drawingml/2006/picture">
-                <pic:pic xmlns:pic="http://schemas.openxmlformats.org/drawingml/2006/picture">
-                  <pic:nvPicPr>
-                    <pic:cNvPr id="1" name="Picture 1" descr="A picture containing text, stationary, envelope, businesscard&#10;&#10;Description automatically generated"/>
-                    <pic:cNvPicPr/>
-                  </pic:nvPicPr>
-                  <pic:blipFill>
-                    <a:blip r:embed="rId9"/>
-                    <a:stretch>
-                      <a:fillRect/>
-                    </a:stretch>
-                  </pic:blipFill>
-                  <pic:spPr>
-                    <a:xfrm>
-                      <a:off x="0" y="0"/>
-                      <a:ext cx="1525844" cy="1903889"/>
-                    </a:xfrm>
-                    <a:prstGeom prst="rect">
-                      <a:avLst/>
-                    </a:prstGeom>
-                  </pic:spPr>
-                </pic:pic>
-              </a:graphicData>
-            </a:graphic>
-          </wp:inline>
-        </w:drawing>
       </w:r>
     </w:p>
     <w:p>
@@ -831,7 +776,23 @@
           <w:szCs w:val="24"/>
           <w:shd w:val="clear" w:color="auto" w:fill="FFFFFF"/>
         </w:rPr>
-        <w:t>STA 506 Prerequisite: Successful completion of STA 504 or STA 505, with minimum grades of C-.</w:t>
+        <w:t xml:space="preserve">STA 506 Prerequisite: Successful completion of STA 504 or STA 505, with </w:t>
+      </w:r>
+      <w:r>
+        <w:rPr>
+          <w:sz w:val="24"/>
+          <w:szCs w:val="24"/>
+          <w:shd w:val="clear" w:color="auto" w:fill="FFFFFF"/>
+        </w:rPr>
+        <w:t xml:space="preserve">a </w:t>
+      </w:r>
+      <w:r>
+        <w:rPr>
+          <w:sz w:val="24"/>
+          <w:szCs w:val="24"/>
+          <w:shd w:val="clear" w:color="auto" w:fill="FFFFFF"/>
+        </w:rPr>
+        <w:t>minimum grade of C-.</w:t>
       </w:r>
     </w:p>
     <w:p>
@@ -982,8 +943,21 @@
           <w:sz w:val="24"/>
           <w:szCs w:val="24"/>
         </w:rPr>
-        <w:lastRenderedPageBreak/>
-        <w:t>Demonstrated the ability to apply the elementary methods of statistical analysis, namely those based on classical linear models, categorical methods, and non-parametric ideas to perform data analysis for statistical inference.</w:t>
+        <w:t>Demonstrated the ability to apply the elementary methods of statistical analysis, namely those based on classical linear models, categorical methods, and non-parametric ideas</w:t>
+      </w:r>
+      <w:r>
+        <w:rPr>
+          <w:sz w:val="24"/>
+          <w:szCs w:val="24"/>
+        </w:rPr>
+        <w:t>,</w:t>
+      </w:r>
+      <w:r>
+        <w:rPr>
+          <w:sz w:val="24"/>
+          <w:szCs w:val="24"/>
+        </w:rPr>
+        <w:t xml:space="preserve"> to perform data analysis for statistical inference.</w:t>
       </w:r>
     </w:p>
     <w:p>
@@ -1081,7 +1055,22 @@
           <w:sz w:val="24"/>
           <w:szCs w:val="24"/>
         </w:rPr>
-        <w:t>Gain practical experience in statistical consulting and communicating with non-statisticians, culminating with interaction with research workers at a local company as part of the internship practicum.</w:t>
+        <w:lastRenderedPageBreak/>
+        <w:t xml:space="preserve">Gain practical experience in statistical consulting and communicating with non-statisticians, culminating </w:t>
+      </w:r>
+      <w:r>
+        <w:rPr>
+          <w:sz w:val="24"/>
+          <w:szCs w:val="24"/>
+        </w:rPr>
+        <w:t>in</w:t>
+      </w:r>
+      <w:r>
+        <w:rPr>
+          <w:sz w:val="24"/>
+          <w:szCs w:val="24"/>
+        </w:rPr>
+        <w:t xml:space="preserve"> interaction with research workers at a local company as part of the internship practicum.</w:t>
       </w:r>
     </w:p>
     <w:p>
@@ -1350,7 +1339,21 @@
           <w:sz w:val="24"/>
           <w:szCs w:val="24"/>
         </w:rPr>
-        <w:t>discuss the linear regression models and relevant inferences</w:t>
+        <w:t xml:space="preserve">discuss the linear regression models and </w:t>
+      </w:r>
+      <w:r>
+        <w:rPr>
+          <w:sz w:val="24"/>
+          <w:szCs w:val="24"/>
+        </w:rPr>
+        <w:t xml:space="preserve">their </w:t>
+      </w:r>
+      <w:r>
+        <w:rPr>
+          <w:sz w:val="24"/>
+          <w:szCs w:val="24"/>
+        </w:rPr>
+        <w:t>relevant inferences</w:t>
       </w:r>
       <w:r>
         <w:rPr>
@@ -1504,6 +1507,13 @@
         </w:rPr>
         <w:t>apply to the homework of this class</w:t>
       </w:r>
+      <w:r>
+        <w:rPr>
+          <w:sz w:val="24"/>
+          <w:szCs w:val="24"/>
+        </w:rPr>
+        <w:t>.</w:t>
+      </w:r>
     </w:p>
     <w:p>
       <w:pPr>
@@ -1587,7 +1597,7 @@
         </w:rPr>
         <w:t>(</w:t>
       </w:r>
-      <w:hyperlink r:id="rId10" w:history="1">
+      <w:hyperlink r:id="rId9" w:history="1">
         <w:r>
           <w:rPr>
             <w:rStyle w:val="Hyperlink"/>
@@ -1646,6 +1656,7 @@
     </w:p>
     <w:p>
       <w:pPr>
+        <w:pStyle w:val="NoSpacing"/>
         <w:jc w:val="center"/>
         <w:rPr>
           <w:b/>
@@ -1661,7 +1672,7 @@
           <w:sz w:val="24"/>
           <w:szCs w:val="24"/>
         </w:rPr>
-        <w:t>P</w:t>
+        <w:t xml:space="preserve">ADVICE </w:t>
       </w:r>
       <w:r>
         <w:rPr>
@@ -1670,15 +1681,70 @@
           <w:sz w:val="24"/>
           <w:szCs w:val="24"/>
         </w:rPr>
-        <w:t>OLICIES FOR USING GENERAT</w:t>
-      </w:r>
-      <w:r>
+        <w:t xml:space="preserve"> ON USING R/PYTHON LIBRARIES</w:t>
+      </w:r>
+    </w:p>
+    <w:p>
+      <w:pPr>
+        <w:pStyle w:val="NoSpacing"/>
+      </w:pPr>
+    </w:p>
+    <w:p>
+      <w:pPr>
+        <w:pStyle w:val="NoSpacing"/>
+        <w:rPr>
+          <w:sz w:val="24"/>
+          <w:szCs w:val="24"/>
+        </w:rPr>
+      </w:pPr>
+      <w:r>
+        <w:rPr>
+          <w:sz w:val="24"/>
+          <w:szCs w:val="24"/>
+        </w:rPr>
+        <w:t>For this class, try to use fewer libraries and packages in R or Python, and write more of your own code. This practice will help you build stronger programming skills, improve your debugging and reasoning, gain a deeper understanding of the material, avoid errors, and learn more effectively.</w:t>
+      </w:r>
+    </w:p>
+    <w:p>
+      <w:pPr>
+        <w:pStyle w:val="NoSpacing"/>
+      </w:pPr>
+    </w:p>
+    <w:p>
+      <w:pPr>
+        <w:jc w:val="center"/>
         <w:rPr>
           <w:b/>
           <w:bCs/>
           <w:sz w:val="24"/>
           <w:szCs w:val="24"/>
         </w:rPr>
+      </w:pPr>
+      <w:r>
+        <w:rPr>
+          <w:b/>
+          <w:bCs/>
+          <w:sz w:val="24"/>
+          <w:szCs w:val="24"/>
+        </w:rPr>
+        <w:t>P</w:t>
+      </w:r>
+      <w:r>
+        <w:rPr>
+          <w:b/>
+          <w:bCs/>
+          <w:sz w:val="24"/>
+          <w:szCs w:val="24"/>
+        </w:rPr>
+        <w:t>OLICIES FOR USING GENERAT</w:t>
+      </w:r>
+      <w:r>
+        <w:rPr>
+          <w:b/>
+          <w:bCs/>
+          <w:sz w:val="24"/>
+          <w:szCs w:val="24"/>
+        </w:rPr>
         <w:t>IVE AI TOOLS</w:t>
       </w:r>
     </w:p>
@@ -1697,7 +1763,7 @@
         </w:rPr>
         <w:t>While there is no formal university-wide policy on generative AI, you can refer to WCU’s Guiding Framework for its use (</w:t>
       </w:r>
-      <w:hyperlink r:id="rId11" w:history="1">
+      <w:hyperlink r:id="rId10" w:history="1">
         <w:r>
           <w:rPr>
             <w:rStyle w:val="Hyperlink"/>
@@ -1712,15 +1778,7 @@
           <w:sz w:val="24"/>
           <w:szCs w:val="24"/>
         </w:rPr>
-        <w:t xml:space="preserve">). In </w:t>
-      </w:r>
-      <w:r>
-        <w:rPr>
-          <w:sz w:val="24"/>
-          <w:szCs w:val="24"/>
-        </w:rPr>
-        <w:lastRenderedPageBreak/>
-        <w:t xml:space="preserve">this class, I encourage you to use AI tools to enhance your learning. However, you are strictly responsible for all submitted work, including any </w:t>
+        <w:t xml:space="preserve">). In this class, I encourage you to use AI tools to enhance your learning. However, you are strictly responsible for all submitted work, including any </w:t>
       </w:r>
       <w:r>
         <w:rPr>
@@ -1763,6 +1821,7 @@
           <w:sz w:val="24"/>
           <w:szCs w:val="24"/>
         </w:rPr>
+        <w:lastRenderedPageBreak/>
         <w:t>Submitting raw, unedited AI output is prohibited</w:t>
       </w:r>
       <w:r>
@@ -1891,23 +1950,7 @@
           <w:sz w:val="24"/>
           <w:szCs w:val="24"/>
         </w:rPr>
-        <w:t xml:space="preserve"> (the basic function of the command). This practice is essential for demonstrating </w:t>
-      </w:r>
-      <w:proofErr w:type="gramStart"/>
-      <w:r>
-        <w:rPr>
-          <w:sz w:val="24"/>
-          <w:szCs w:val="24"/>
-        </w:rPr>
-        <w:t>your</w:t>
-      </w:r>
-      <w:proofErr w:type="gramEnd"/>
-      <w:r>
-        <w:rPr>
-          <w:sz w:val="24"/>
-          <w:szCs w:val="24"/>
-        </w:rPr>
-        <w:t xml:space="preserve"> understanding.</w:t>
+        <w:t xml:space="preserve"> (the basic function of the command). This practice is essential for demonstrating your understanding.</w:t>
       </w:r>
     </w:p>
     <w:p>
@@ -2003,7 +2046,7 @@
         <w:t>Midterm</w:t>
       </w:r>
       <w:r>
-        <w:t xml:space="preserve"> Exams (20% each)</w:t>
+        <w:t xml:space="preserve"> Exam (20% each)</w:t>
       </w:r>
       <w:r>
         <w:t xml:space="preserve"> </w:t>
@@ -3302,49 +3345,58 @@
           <w:sz w:val="24"/>
           <w:szCs w:val="24"/>
         </w:rPr>
+        <w:t xml:space="preserve">D grades are not used. Refer to the Graduate Catalog for </w:t>
+      </w:r>
+      <w:r>
+        <w:rPr>
+          <w:rFonts w:cstheme="minorHAnsi"/>
+          <w:sz w:val="24"/>
+          <w:szCs w:val="24"/>
+        </w:rPr>
+        <w:t xml:space="preserve">a </w:t>
+      </w:r>
+      <w:r>
+        <w:rPr>
+          <w:rFonts w:cstheme="minorHAnsi"/>
+          <w:sz w:val="24"/>
+          <w:szCs w:val="24"/>
+        </w:rPr>
+        <w:t>description of NG (No Grade), W, &amp; other grades.</w:t>
+      </w:r>
+    </w:p>
+    <w:p>
+      <w:pPr>
+        <w:rPr>
+          <w:rFonts w:cstheme="minorHAnsi"/>
+          <w:sz w:val="24"/>
+          <w:szCs w:val="24"/>
+        </w:rPr>
+      </w:pPr>
+    </w:p>
+    <w:p>
+      <w:pPr>
+        <w:jc w:val="center"/>
+        <w:rPr>
+          <w:b/>
+          <w:sz w:val="24"/>
+          <w:szCs w:val="24"/>
+        </w:rPr>
+      </w:pPr>
+      <w:r>
+        <w:rPr>
+          <w:b/>
+          <w:sz w:val="24"/>
+          <w:szCs w:val="24"/>
+        </w:rPr>
         <w:lastRenderedPageBreak/>
-        <w:t xml:space="preserve">D grades are not used. Refer to the Graduate Catalog for </w:t>
-      </w:r>
-      <w:r>
-        <w:rPr>
-          <w:rFonts w:cstheme="minorHAnsi"/>
-          <w:sz w:val="24"/>
-          <w:szCs w:val="24"/>
-        </w:rPr>
-        <w:t xml:space="preserve">a </w:t>
-      </w:r>
-      <w:r>
-        <w:rPr>
-          <w:rFonts w:cstheme="minorHAnsi"/>
-          <w:sz w:val="24"/>
-          <w:szCs w:val="24"/>
-        </w:rPr>
-        <w:t>description of NG (No Grade), W, &amp; other grades.</w:t>
-      </w:r>
-    </w:p>
-    <w:p>
-      <w:pPr>
-        <w:jc w:val="center"/>
+        <w:t>T</w:t>
+      </w:r>
+      <w:r>
         <w:rPr>
           <w:b/>
           <w:sz w:val="24"/>
           <w:szCs w:val="24"/>
         </w:rPr>
-      </w:pPr>
-      <w:r>
-        <w:rPr>
-          <w:b/>
-          <w:sz w:val="24"/>
-          <w:szCs w:val="24"/>
-        </w:rPr>
-        <w:t>T</w:t>
-      </w:r>
-      <w:r>
-        <w:rPr>
-          <w:b/>
-          <w:sz w:val="24"/>
-          <w:szCs w:val="24"/>
-        </w:rPr>
         <w:t>ENTATIVE TOPICS</w:t>
       </w:r>
     </w:p>
@@ -3361,7 +3413,14 @@
           <w:sz w:val="24"/>
           <w:szCs w:val="24"/>
         </w:rPr>
-        <w:t xml:space="preserve">Following is the list of tentative topics to be covered in the semester. I may modify and list as we move forward during </w:t>
+        <w:t>The f</w:t>
+      </w:r>
+      <w:r>
+        <w:rPr>
+          <w:sz w:val="24"/>
+          <w:szCs w:val="24"/>
+        </w:rPr>
+        <w:t xml:space="preserve">ollowing is the list of tentative topics to be covered in the semester. I may modify and list as we move forward during </w:t>
       </w:r>
       <w:r>
         <w:rPr>
@@ -4241,7 +4300,23 @@
           <w:sz w:val="24"/>
           <w:szCs w:val="24"/>
         </w:rPr>
-        <w:t>Confidence intervals: symmetrical vs asymmetrical and equal vs unequal-tail two confidence intervals.</w:t>
+        <w:t>Confidence intervals: symmetrical vs asymmetrical and equal vs unequal-tail</w:t>
+      </w:r>
+      <w:r>
+        <w:rPr>
+          <w:rFonts w:cstheme="minorHAnsi"/>
+          <w:sz w:val="24"/>
+          <w:szCs w:val="24"/>
+        </w:rPr>
+        <w:t>ed</w:t>
+      </w:r>
+      <w:r>
+        <w:rPr>
+          <w:rFonts w:cstheme="minorHAnsi"/>
+          <w:sz w:val="24"/>
+          <w:szCs w:val="24"/>
+        </w:rPr>
+        <w:t xml:space="preserve"> two confidence intervals.</w:t>
       </w:r>
     </w:p>
     <w:p>
@@ -4282,7 +4357,6 @@
           <w:sz w:val="24"/>
           <w:szCs w:val="24"/>
         </w:rPr>
-        <w:lastRenderedPageBreak/>
         <w:t>Bootstrap Confidence Intervals</w:t>
       </w:r>
     </w:p>
@@ -4335,7 +4409,16 @@
           <w:sz w:val="24"/>
           <w:szCs w:val="24"/>
         </w:rPr>
+        <w:lastRenderedPageBreak/>
         <w:t>Commonly used Bootstrap confidence intervals</w:t>
+      </w:r>
+      <w:r>
+        <w:rPr>
+          <w:rFonts w:cstheme="minorHAnsi"/>
+          <w:sz w:val="24"/>
+          <w:szCs w:val="24"/>
+        </w:rPr>
+        <w:t>.</w:t>
       </w:r>
     </w:p>
     <w:p>
@@ -4428,7 +4511,7 @@
           <w:sz w:val="24"/>
           <w:szCs w:val="24"/>
         </w:rPr>
-        <w:t>Type I &amp; II errors  and performance measures of a hypothesis test.</w:t>
+        <w:t>Type I &amp; II errors and performance measures of a hypothesis test.</w:t>
       </w:r>
     </w:p>
     <w:p>
@@ -4844,7 +4927,7 @@
           <w:sz w:val="24"/>
           <w:szCs w:val="24"/>
         </w:rPr>
-        <w:t xml:space="preserve">: </w:t>
+        <w:t xml:space="preserve"> Due</w:t>
       </w:r>
       <w:r>
         <w:rPr>
@@ -4855,7 +4938,7 @@
           <w:sz w:val="24"/>
           <w:szCs w:val="24"/>
         </w:rPr>
-        <w:t>Wednesday</w:t>
+        <w:t xml:space="preserve">: </w:t>
       </w:r>
       <w:r>
         <w:rPr>
@@ -4866,8 +4949,67 @@
           <w:sz w:val="24"/>
           <w:szCs w:val="24"/>
         </w:rPr>
-        <w:t>, 5/6/26,</w:t>
-      </w:r>
+        <w:t>Tuesday</w:t>
+      </w:r>
+      <w:r>
+        <w:rPr>
+          <w:rFonts w:cstheme="minorHAnsi"/>
+          <w:b/>
+          <w:bCs/>
+          <w:color w:val="C0504D" w:themeColor="accent2"/>
+          <w:sz w:val="24"/>
+          <w:szCs w:val="24"/>
+        </w:rPr>
+        <w:t>, 5/</w:t>
+      </w:r>
+      <w:r>
+        <w:rPr>
+          <w:rFonts w:cstheme="minorHAnsi"/>
+          <w:b/>
+          <w:bCs/>
+          <w:color w:val="C0504D" w:themeColor="accent2"/>
+          <w:sz w:val="24"/>
+          <w:szCs w:val="24"/>
+        </w:rPr>
+        <w:t>5</w:t>
+      </w:r>
+      <w:r>
+        <w:rPr>
+          <w:rFonts w:cstheme="minorHAnsi"/>
+          <w:b/>
+          <w:bCs/>
+          <w:color w:val="C0504D" w:themeColor="accent2"/>
+          <w:sz w:val="24"/>
+          <w:szCs w:val="24"/>
+        </w:rPr>
+        <w:t>/26</w:t>
+      </w:r>
+    </w:p>
+    <w:p>
+      <w:pPr>
+        <w:ind w:left="360"/>
+        <w:rPr>
+          <w:rFonts w:cstheme="minorHAnsi"/>
+          <w:b/>
+          <w:bCs/>
+          <w:color w:val="C0504D" w:themeColor="accent2"/>
+          <w:sz w:val="24"/>
+          <w:szCs w:val="24"/>
+        </w:rPr>
+      </w:pPr>
+    </w:p>
+    <w:p>
+      <w:pPr>
+        <w:ind w:left="360"/>
+        <w:rPr>
+          <w:rFonts w:cstheme="minorHAnsi"/>
+          <w:b/>
+          <w:bCs/>
+          <w:color w:val="C0504D" w:themeColor="accent2"/>
+          <w:sz w:val="24"/>
+          <w:szCs w:val="24"/>
+        </w:rPr>
+      </w:pPr>
     </w:p>
     <w:p>
       <w:pPr>
@@ -4916,7 +5058,7 @@
         </w:rPr>
         <w:t xml:space="preserve"> failure and removal from this course. For questions regarding Academic Integrity, the No-Grade Policy, Sexual Harassment, or the Student Code of Conduct, students are encouraged to refer to the Department Graduate Handbook, the </w:t>
       </w:r>
-      <w:hyperlink r:id="rId12" w:history="1">
+      <w:hyperlink r:id="rId11" w:history="1">
         <w:r>
           <w:rPr>
             <w:rStyle w:val="Hyperlink"/>
@@ -4931,7 +5073,7 @@
         </w:rPr>
         <w:t xml:space="preserve">, the </w:t>
       </w:r>
-      <w:hyperlink r:id="rId13" w:history="1">
+      <w:hyperlink r:id="rId12" w:history="1">
         <w:r>
           <w:rPr>
             <w:rStyle w:val="Hyperlink"/>
@@ -4941,12 +5083,15 @@
         </w:r>
       </w:hyperlink>
       <w:r>
+        <w:t>,</w:t>
+      </w:r>
+      <w:r>
         <w:rPr>
           <w:rFonts w:cstheme="minorHAnsi"/>
         </w:rPr>
         <w:t xml:space="preserve"> and the </w:t>
       </w:r>
-      <w:hyperlink r:id="rId14" w:history="1">
+      <w:hyperlink r:id="rId13" w:history="1">
         <w:r>
           <w:rPr>
             <w:rStyle w:val="Hyperlink"/>
@@ -5012,7 +5157,7 @@
         </w:rPr>
         <w:t xml:space="preserve">West Chester University is committed to providing equitable access to the full WCU experience for Golden Rams of all abilities.  Students should contact the </w:t>
       </w:r>
-      <w:hyperlink r:id="rId15" w:history="1">
+      <w:hyperlink r:id="rId14" w:history="1">
         <w:r>
           <w:rPr>
             <w:rStyle w:val="Hyperlink"/>
@@ -5097,7 +5242,7 @@
         </w:rPr>
         <w:t xml:space="preserve">. If you have concerns related to disability discrimination, please contact the university’s ADA Coordinator in the </w:t>
       </w:r>
-      <w:hyperlink r:id="rId16" w:history="1">
+      <w:hyperlink r:id="rId15" w:history="1">
         <w:r>
           <w:rPr>
             <w:rStyle w:val="Hyperlink"/>
@@ -5264,7 +5409,7 @@
         </w:rPr>
         <w:t xml:space="preserve"> Information regarding the reporting of sexual violence and the resources that are available to victims of sexual violence is set forth on the </w:t>
       </w:r>
-      <w:hyperlink r:id="rId17" w:history="1">
+      <w:hyperlink r:id="rId16" w:history="1">
         <w:r>
           <w:rPr>
             <w:rStyle w:val="Hyperlink"/>
@@ -5319,7 +5464,7 @@
         </w:rPr>
         <w:t>Diversity, equity, and inclusion are central to West Chester University’s mission as reflected in our </w:t>
       </w:r>
-      <w:hyperlink r:id="rId18" w:tgtFrame="_blank" w:history="1">
+      <w:hyperlink r:id="rId17" w:tgtFrame="_blank" w:history="1">
         <w:r>
           <w:rPr>
             <w:rStyle w:val="normaltextrun"/>
@@ -5336,7 +5481,7 @@
         </w:rPr>
         <w:t>,</w:t>
       </w:r>
-      <w:hyperlink r:id="rId19" w:tgtFrame="_blank" w:history="1">
+      <w:hyperlink r:id="rId18" w:tgtFrame="_blank" w:history="1">
         <w:r>
           <w:rPr>
             <w:rStyle w:val="normaltextrun"/>
@@ -5346,7 +5491,7 @@
           <w:t> </w:t>
         </w:r>
       </w:hyperlink>
-      <w:hyperlink r:id="rId20" w:tgtFrame="_blank" w:history="1">
+      <w:hyperlink r:id="rId19" w:tgtFrame="_blank" w:history="1">
         <w:r>
           <w:rPr>
             <w:rStyle w:val="normaltextrun"/>
@@ -5363,7 +5508,7 @@
         </w:rPr>
         <w:t>,</w:t>
       </w:r>
-      <w:hyperlink r:id="rId21" w:tgtFrame="_blank" w:history="1">
+      <w:hyperlink r:id="rId20" w:tgtFrame="_blank" w:history="1">
         <w:r>
           <w:rPr>
             <w:rStyle w:val="normaltextrun"/>
@@ -5373,7 +5518,7 @@
           <w:t> </w:t>
         </w:r>
       </w:hyperlink>
-      <w:hyperlink r:id="rId22" w:tgtFrame="_blank" w:history="1">
+      <w:hyperlink r:id="rId21" w:tgtFrame="_blank" w:history="1">
         <w:r>
           <w:rPr>
             <w:rStyle w:val="normaltextrun"/>
@@ -5388,9 +5533,16 @@
           <w:rStyle w:val="normaltextrun"/>
           <w:rFonts w:eastAsiaTheme="majorEastAsia" w:cstheme="minorHAnsi"/>
         </w:rPr>
-        <w:t> and</w:t>
-      </w:r>
-      <w:hyperlink r:id="rId23" w:tgtFrame="_blank" w:history="1">
+        <w:t xml:space="preserve">, </w:t>
+      </w:r>
+      <w:r>
+        <w:rPr>
+          <w:rStyle w:val="normaltextrun"/>
+          <w:rFonts w:eastAsiaTheme="majorEastAsia" w:cstheme="minorHAnsi"/>
+        </w:rPr>
+        <w:t>and</w:t>
+      </w:r>
+      <w:hyperlink r:id="rId22" w:tgtFrame="_blank" w:history="1">
         <w:r>
           <w:rPr>
             <w:rStyle w:val="normaltextrun"/>
@@ -5400,7 +5552,7 @@
           <w:t> </w:t>
         </w:r>
       </w:hyperlink>
-      <w:hyperlink r:id="rId24" w:tgtFrame="_blank" w:history="1">
+      <w:hyperlink r:id="rId23" w:tgtFrame="_blank" w:history="1">
         <w:r>
           <w:rPr>
             <w:rStyle w:val="normaltextrun"/>
@@ -5410,7 +5562,7 @@
           <w:t>Strategic Plan: </w:t>
         </w:r>
       </w:hyperlink>
-      <w:hyperlink r:id="rId25" w:tgtFrame="_blank" w:history="1">
+      <w:hyperlink r:id="rId24" w:tgtFrame="_blank" w:history="1">
         <w:r>
           <w:rPr>
             <w:rStyle w:val="normaltextrun"/>
@@ -5420,7 +5572,7 @@
           <w:t>Pathways to</w:t>
         </w:r>
       </w:hyperlink>
-      <w:hyperlink r:id="rId26" w:tgtFrame="_blank" w:history="1">
+      <w:hyperlink r:id="rId25" w:tgtFrame="_blank" w:history="1">
         <w:r>
           <w:rPr>
             <w:rStyle w:val="normaltextrun"/>
@@ -5430,7 +5582,7 @@
           <w:t> </w:t>
         </w:r>
       </w:hyperlink>
-      <w:hyperlink r:id="rId27" w:tgtFrame="_blank" w:history="1">
+      <w:hyperlink r:id="rId26" w:tgtFrame="_blank" w:history="1">
         <w:r>
           <w:rPr>
             <w:rStyle w:val="normaltextrun"/>
@@ -5451,14 +5603,26 @@
         <w:rPr>
           <w:rFonts w:cstheme="minorHAnsi"/>
         </w:rPr>
-        <w:t xml:space="preserve">e disavow racism and all actions that silence, threaten, or degrade historically marginalized groups in the U.S. We acknowledge that all members of this learning community may experience harm stemming from forms of oppression including but not limited to classism, ableism, heterosexism, sexism, </w:t>
+        <w:t>e disavow racism and all actions that silence, threaten, or degrade historically marginalized groups in the U.S. We acknowledge that all members of this learning community may experience harm stemming from forms of oppression</w:t>
+      </w:r>
+      <w:r>
+        <w:rPr>
+          <w:rFonts w:cstheme="minorHAnsi"/>
+        </w:rPr>
+        <w:t>,</w:t>
+      </w:r>
+      <w:r>
+        <w:rPr>
+          <w:rFonts w:cstheme="minorHAnsi"/>
+        </w:rPr>
+        <w:t xml:space="preserve"> including but not limited to classism, ableism, heterosexism, </w:t>
       </w:r>
       <w:r>
         <w:rPr>
           <w:rFonts w:cstheme="minorHAnsi"/>
         </w:rPr>
         <w:lastRenderedPageBreak/>
-        <w:t xml:space="preserve">Islamophobia, anti-Semitism, and xenophobia, and recognize that these forms of oppression are compounded by racism. </w:t>
+        <w:t xml:space="preserve">sexism, Islamophobia, anti-Semitism, and xenophobia, and recognize that these forms of oppression are compounded by racism. </w:t>
       </w:r>
     </w:p>
     <w:p>
@@ -5473,24 +5637,38 @@
           <w:rStyle w:val="normaltextrun"/>
           <w:rFonts w:eastAsiaTheme="majorEastAsia" w:cstheme="minorHAnsi"/>
         </w:rPr>
-        <w:t>Our core commitment as an institution of higher education shapes our expectation for behavior within this learning community, which represents diverse individual beliefs, backgrounds, and experiences. Courteous and respectful behavior, interactions, and responses are expected from all members of the University. We must work together to make this a safe and productive learning environment for everyone. Part of this work is recognizing how race and other aspects of who we are shape our beliefs and our experiences as individuals. It is not enough to condemn acts of racism. For real, sustainable change, we must stand together as a diverse coalition against racism and oppression of any form, anywhere, at any time. </w:t>
-      </w:r>
-    </w:p>
-    <w:p>
-      <w:pPr>
+        <w:t>Our core commitment as an institution of higher education shapes our expectation</w:t>
+      </w:r>
+      <w:r>
         <w:rPr>
           <w:rStyle w:val="normaltextrun"/>
           <w:rFonts w:eastAsiaTheme="majorEastAsia" w:cstheme="minorHAnsi"/>
         </w:rPr>
-      </w:pPr>
+        <w:t>s</w:t>
+      </w:r>
       <w:r>
         <w:rPr>
           <w:rStyle w:val="normaltextrun"/>
           <w:rFonts w:eastAsiaTheme="majorEastAsia" w:cstheme="minorHAnsi"/>
         </w:rPr>
+        <w:t xml:space="preserve"> for behavior within this learning community, which represents diverse individual beliefs, backgrounds, and experiences. Courteous and respectful behavior, interactions, and responses are expected from all members of the University. We must work together to make this a safe and productive learning environment for everyone. Part of this work is recognizing how race and other aspects of who we are shape our beliefs and our experiences as individuals. It is not enough to condemn acts of racism. For real, sustainable change, we must stand together as a diverse coalition against racism and oppression of any form, anywhere, at any time. </w:t>
+      </w:r>
+    </w:p>
+    <w:p>
+      <w:pPr>
+        <w:rPr>
+          <w:rStyle w:val="normaltextrun"/>
+          <w:rFonts w:eastAsiaTheme="majorEastAsia" w:cstheme="minorHAnsi"/>
+        </w:rPr>
+      </w:pPr>
+      <w:r>
+        <w:rPr>
+          <w:rStyle w:val="normaltextrun"/>
+          <w:rFonts w:eastAsiaTheme="majorEastAsia" w:cstheme="minorHAnsi"/>
+        </w:rPr>
         <w:t xml:space="preserve">Resources for education and action are available through WCU’s </w:t>
       </w:r>
-      <w:hyperlink r:id="rId28" w:history="1">
+      <w:hyperlink r:id="rId27" w:history="1">
         <w:r>
           <w:rPr>
             <w:rStyle w:val="Hyperlink"/>
@@ -5506,7 +5684,7 @@
         </w:rPr>
         <w:t xml:space="preserve"> (ODEI), DEI committees within departments or colleges, the student </w:t>
       </w:r>
-      <w:hyperlink r:id="rId29" w:history="1">
+      <w:hyperlink r:id="rId28" w:history="1">
         <w:r>
           <w:rPr>
             <w:rStyle w:val="Hyperlink"/>
@@ -5522,7 +5700,7 @@
         </w:rPr>
         <w:t xml:space="preserve">, and centers on campus committed to doing this work (e.g., </w:t>
       </w:r>
-      <w:hyperlink r:id="rId30" w:history="1">
+      <w:hyperlink r:id="rId29" w:history="1">
         <w:r>
           <w:rPr>
             <w:rStyle w:val="Hyperlink"/>
@@ -5538,7 +5716,7 @@
         </w:rPr>
         <w:t xml:space="preserve">, </w:t>
       </w:r>
-      <w:hyperlink r:id="rId31" w:history="1">
+      <w:hyperlink r:id="rId30" w:history="1">
         <w:r>
           <w:rPr>
             <w:rStyle w:val="Hyperlink"/>
@@ -5554,7 +5732,7 @@
         </w:rPr>
         <w:t xml:space="preserve">, and the </w:t>
       </w:r>
-      <w:hyperlink r:id="rId32" w:history="1">
+      <w:hyperlink r:id="rId31" w:history="1">
         <w:r>
           <w:rPr>
             <w:rStyle w:val="Hyperlink"/>
@@ -5592,13 +5770,13 @@
         </w:rPr>
         <w:t xml:space="preserve">Guidance on how to report incidents of discrimination and harassment is available at the University’s </w:t>
       </w:r>
-      <w:hyperlink r:id="rId33" w:history="1">
+      <w:hyperlink r:id="rId32" w:history="1">
         <w:r>
           <w:rPr>
             <w:rStyle w:val="Hyperlink"/>
             <w:rFonts w:cstheme="minorHAnsi"/>
           </w:rPr>
-          <w:t>Office of Diversity, Equity and Inclusion</w:t>
+          <w:t>Office of Diversity, Equity, and Inclusion</w:t>
         </w:r>
       </w:hyperlink>
       <w:r>
@@ -5644,7 +5822,7 @@
         </w:rPr>
         <w:t xml:space="preserve">All students are encouraged to sign up for the University’s free </w:t>
       </w:r>
-      <w:hyperlink r:id="rId34" w:history="1">
+      <w:hyperlink r:id="rId33" w:history="1">
         <w:r>
           <w:rPr>
             <w:rStyle w:val="Hyperlink"/>
@@ -5733,7 +5911,7 @@
       </w:pPr>
     </w:p>
     <w:sectPr>
-      <w:footerReference w:type="default" r:id="rId35"/>
+      <w:footerReference w:type="default" r:id="rId34"/>
       <w:pgSz w:w="12240" w:h="15840"/>
       <w:pgMar w:top="1440" w:right="1440" w:bottom="1440" w:left="1440" w:header="720" w:footer="720" w:gutter="0"/>
       <w:pgBorders w:offsetFrom="page">
